--- a/docs/report/Section5_Conclusion.docx
+++ b/docs/report/Section5_Conclusion.docx
@@ -347,129 +347,6 @@
           <w:szCs w:val="24"/>
         </w:rPr>
         <w:t xml:space="preserve">Both lessons are directly transferable. Future conversational systems developed by this team will begin by identifying which behaviours are non-negotiable and encoding those structurally from the outset, and will treat systematic adversarial testing as a core development activity rather than a final verification step.</w:t>
-      </w:r>
-    </w:p>
-    <w:p>
-      <w:pPr>
-        <w:spacing w:after="320" w:before="320" w:line="360"/>
-        <w:jc w:val="left"/>
-      </w:pPr>
-      <w:r>
-        <w:rPr>
-          <w:rFonts w:ascii="Times New Roman" w:cs="Times New Roman" w:eastAsia="Times New Roman" w:hAnsi="Times New Roman"/>
-          <w:b w:val="false"/>
-          <w:bCs w:val="false"/>
-          <w:i/>
-          <w:iCs/>
-          <w:sz w:val="24"/>
-          <w:szCs w:val="24"/>
-        </w:rPr>
-        <w:t xml:space="preserve">Word count (Section 5): 1164 words</w:t>
-      </w:r>
-    </w:p>
-    <w:p>
-      <w:pPr>
-        <w:pStyle w:val="Heading1"/>
-        <w:spacing w:after="240" w:before="0" w:line="360"/>
-        <w:jc w:val="left"/>
-      </w:pPr>
-      <w:r>
-        <w:rPr>
-          <w:rFonts w:ascii="Times New Roman" w:cs="Times New Roman" w:eastAsia="Times New Roman" w:hAnsi="Times New Roman"/>
-          <w:b/>
-          <w:bCs/>
-          <w:i w:val="false"/>
-          <w:iCs w:val="false"/>
-          <w:sz w:val="24"/>
-          <w:szCs w:val="24"/>
-        </w:rPr>
-        <w:t xml:space="preserve">References</w:t>
-      </w:r>
-    </w:p>
-    <w:p>
-      <w:pPr>
-        <w:spacing w:after="200" w:line="360"/>
-        <w:ind w:left="720" w:hanging="720"/>
-        <w:jc w:val="left"/>
-      </w:pPr>
-      <w:r>
-        <w:rPr>
-          <w:rFonts w:ascii="Times New Roman" w:cs="Times New Roman" w:eastAsia="Times New Roman" w:hAnsi="Times New Roman"/>
-          <w:b w:val="false"/>
-          <w:bCs w:val="false"/>
-          <w:i w:val="false"/>
-          <w:iCs w:val="false"/>
-          <w:sz w:val="24"/>
-          <w:szCs w:val="24"/>
-        </w:rPr>
-        <w:t xml:space="preserve">Dawood, M. (2024). Assessing the effectiveness of chatbots in providing personalized academic advising and support to higher education students: A narrative literature review. </w:t>
-      </w:r>
-      <w:r>
-        <w:rPr>
-          <w:rFonts w:ascii="Times New Roman" w:cs="Times New Roman" w:eastAsia="Times New Roman" w:hAnsi="Times New Roman"/>
-          <w:b w:val="false"/>
-          <w:bCs w:val="false"/>
-          <w:i/>
-          <w:iCs/>
-          <w:sz w:val="24"/>
-          <w:szCs w:val="24"/>
-        </w:rPr>
-        <w:t xml:space="preserve">Studies in Technology Enhanced Learning, 4</w:t>
-      </w:r>
-      <w:r>
-        <w:rPr>
-          <w:rFonts w:ascii="Times New Roman" w:cs="Times New Roman" w:eastAsia="Times New Roman" w:hAnsi="Times New Roman"/>
-          <w:b w:val="false"/>
-          <w:bCs w:val="false"/>
-          <w:i w:val="false"/>
-          <w:iCs w:val="false"/>
-          <w:sz w:val="24"/>
-          <w:szCs w:val="24"/>
-        </w:rPr>
-        <w:t xml:space="preserve">(1). https://doi.org/10.21428/8c225f6e.7140f8f4</w:t>
-      </w:r>
-    </w:p>
-    <w:p>
-      <w:pPr>
-        <w:spacing w:after="200" w:line="360"/>
-        <w:ind w:left="720" w:hanging="720"/>
-        <w:jc w:val="left"/>
-      </w:pPr>
-      <w:r>
-        <w:rPr>
-          <w:rFonts w:ascii="Times New Roman" w:cs="Times New Roman" w:eastAsia="Times New Roman" w:hAnsi="Times New Roman"/>
-          <w:b w:val="false"/>
-          <w:bCs w:val="false"/>
-          <w:i w:val="false"/>
-          <w:iCs w:val="false"/>
-          <w:sz w:val="24"/>
-          <w:szCs w:val="24"/>
-        </w:rPr>
-        <w:t xml:space="preserve">Thottoli, M. M., Alruqaishi, B. H., &amp; Soosaimanickam, A. (2024). Robo academic advisor: Can chatbots and artificial intelligence replace human interaction? </w:t>
-      </w:r>
-      <w:r>
-        <w:rPr>
-          <w:rFonts w:ascii="Times New Roman" w:cs="Times New Roman" w:eastAsia="Times New Roman" w:hAnsi="Times New Roman"/>
-          <w:b w:val="false"/>
-          <w:bCs w:val="false"/>
-          <w:i/>
-          <w:iCs/>
-          <w:sz w:val="24"/>
-          <w:szCs w:val="24"/>
-        </w:rPr>
-        <w:t xml:space="preserve">Contemporary Educational Technology, 16</w:t>
-      </w:r>
-      <w:r>
-        <w:rPr>
-          <w:rFonts w:ascii="Times New Roman" w:cs="Times New Roman" w:eastAsia="Times New Roman" w:hAnsi="Times New Roman"/>
-          <w:b w:val="false"/>
-          <w:bCs w:val="false"/>
-          <w:i w:val="false"/>
-          <w:iCs w:val="false"/>
-          <w:sz w:val="24"/>
-          <w:szCs w:val="24"/>
-        </w:rPr>
-        <w:t xml:space="preserve">(1), ep485. https://doi.org/10.30935/cedtech/13498</w:t>
       </w:r>
     </w:p>
     <w:sectPr>

--- a/docs/report/Section5_Conclusion.docx
+++ b/docs/report/Section5_Conclusion.docx
@@ -13,8 +13,6 @@
           <w:rFonts w:ascii="Times New Roman" w:cs="Times New Roman" w:eastAsia="Times New Roman" w:hAnsi="Times New Roman"/>
           <w:b/>
           <w:bCs/>
-          <w:i w:val="false"/>
-          <w:iCs w:val="false"/>
           <w:sz w:val="24"/>
           <w:szCs w:val="24"/>
         </w:rPr>
@@ -32,8 +30,6 @@
           <w:rFonts w:ascii="Times New Roman" w:cs="Times New Roman" w:eastAsia="Times New Roman" w:hAnsi="Times New Roman"/>
           <w:b/>
           <w:bCs/>
-          <w:i w:val="false"/>
-          <w:iCs w:val="false"/>
           <w:sz w:val="24"/>
           <w:szCs w:val="24"/>
         </w:rPr>
@@ -50,66 +46,58 @@
           <w:rFonts w:ascii="Times New Roman" w:cs="Times New Roman" w:eastAsia="Times New Roman" w:hAnsi="Times New Roman"/>
           <w:b w:val="false"/>
           <w:bCs w:val="false"/>
-          <w:i w:val="false"/>
-          <w:iCs w:val="false"/>
-          <w:sz w:val="24"/>
-          <w:szCs w:val="24"/>
-        </w:rPr>
-        <w:t xml:space="preserve">This report has documented the complete development lifecycle of the IT Learning Advisor, a rule-guided conversational agent built to address a specific problem in self-directed technology education: learners rarely fail because material is unavailable, but because they cannot determine what to study, in what order, and at what pace. Section 1 established this problem in terms of information overload, lack of personalisation, and the decision fatigue that contributes to learner attrition. Section 2 situated the project within existing academic advising research, noting Dawood’s (2024) definition of genuine personalisation as recommender-based and dynamically adaptive rather than static, alongside Thottoli et al.’s (2024) finding that the field lacks a unified architectural framework. Sections 3 and 4 described how the system was designed, implemented, tested and revised in response to those two gaps.</w:t>
-      </w:r>
-    </w:p>
-    <w:p>
-      <w:pPr>
-        <w:spacing w:after="200" w:before="0" w:line="360"/>
-        <w:jc w:val="both"/>
-      </w:pPr>
-      <w:r>
-        <w:rPr>
-          <w:rFonts w:ascii="Times New Roman" w:cs="Times New Roman" w:eastAsia="Times New Roman" w:hAnsi="Times New Roman"/>
-          <w:b w:val="false"/>
-          <w:bCs w:val="false"/>
-          <w:i w:val="false"/>
-          <w:iCs w:val="false"/>
-          <w:sz w:val="24"/>
-          <w:szCs w:val="24"/>
-        </w:rPr>
-        <w:t xml:space="preserve">The central achievement of the project is architectural rather than merely functional. The chatbot deliberately separates decision-making from content. Production rules operate as a transparent decision layer, using the interestArea and userLevel variables extracted from natural language to determine whether a prerequisite topic must be recommended before a learner proceeds into their chosen specialisation. The Knowledge Base, comprising eight purpose-written documents, then supplies the detailed pathway information required to construct the final response, with timeCommitment applied at the generation stage to adjust the recommended pace. This division directly addresses the two-layer problem identified in the literature: the production rules impose the consistent, inspectable structure whose absence Thottoli et al. (2024) documented, while retrieval-augmented generation over a project-specific Knowledge Base delivers the situation-sensitive personalisation Dawood (2024) argued most advising chatbots fail to achieve.</w:t>
-      </w:r>
-    </w:p>
-    <w:p>
-      <w:pPr>
-        <w:spacing w:after="200" w:before="0" w:line="360"/>
-        <w:jc w:val="both"/>
-      </w:pPr>
-      <w:r>
-        <w:rPr>
-          <w:rFonts w:ascii="Times New Roman" w:cs="Times New Roman" w:eastAsia="Times New Roman" w:hAnsi="Times New Roman"/>
-          <w:b w:val="false"/>
-          <w:bCs w:val="false"/>
-          <w:i w:val="false"/>
-          <w:iCs w:val="false"/>
-          <w:sz w:val="24"/>
-          <w:szCs w:val="24"/>
-        </w:rPr>
-        <w:t xml:space="preserve">The system meets the objectives set out in Section 1. Testing confirmed that the prerequisite rules fire consistently and correctly: beginners interested in cybersecurity and cloud computing are routed through networking fundamentals, those interested in DevOps through Linux and command-line fundamentals, and those interested in web development through HTML, CSS and JavaScript, while learners who do not satisfy any prerequisite condition proceed directly to a Knowledge Base recommendation under the default rule. Critically, the rules discriminate on skill level as intended — an experienced practitioner is not returned to foundational material, but is instead given specialisation-appropriate guidance. The pacing mechanism was likewise verified: a learner reporting two hours of weekly availability received the same pathway redistributed across a longer schedule, together with explicit guidance to prioritise comprehension over speed.</w:t>
-      </w:r>
-    </w:p>
-    <w:p>
-      <w:pPr>
-        <w:spacing w:after="200" w:before="0" w:line="360"/>
-        <w:jc w:val="both"/>
-      </w:pPr>
-      <w:r>
-        <w:rPr>
-          <w:rFonts w:ascii="Times New Roman" w:cs="Times New Roman" w:eastAsia="Times New Roman" w:hAnsi="Times New Roman"/>
-          <w:b w:val="false"/>
-          <w:bCs w:val="false"/>
-          <w:i w:val="false"/>
-          <w:iCs w:val="false"/>
-          <w:sz w:val="24"/>
-          <w:szCs w:val="24"/>
-        </w:rPr>
-        <w:t xml:space="preserve">The system also demonstrated the supporting capabilities described in Section 4. Natural language understanding proved tolerant of misspellings and informal phrasing, and handled input in languages other than English, adapting its response language accordingly. Scope enforcement was reliable: out-of-domain requests were declined and redirected rather than answered speculatively. Most importantly for an educational tool, the chatbot declined to fabricate information it did not hold, advising users to consult official vendor sources for volatile details such as examination pricing rather than generating a plausible but unverified figure. For a system whose purpose is to guide study decisions, this restraint is a substantive achievement rather than a limitation.</w:t>
+          <w:sz w:val="24"/>
+          <w:szCs w:val="24"/>
+        </w:rPr>
+        <w:t xml:space="preserve">This report has traced the development of the IT Learning Advisor from problem definition through to testing. The problem was set out in Section 1. Learners in IT rarely struggle because material is scarce. They struggle because they cannot judge what to study first, what should follow it, and how long any of it ought to take. Section 2 placed this within the academic advising literature, where Dawood (2024) argues that genuine personalisation requires recommender-based and dynamically adaptive behaviour rather than fixed answers, while Thottoli et al. (2024) found the research itself scattered across separate disciplines with no shared framework linking it together. Sections 3 and 4 then set out how the chatbot was designed, built, tested and revised.</w:t>
+      </w:r>
+    </w:p>
+    <w:p>
+      <w:pPr>
+        <w:spacing w:after="200" w:before="0" w:line="360"/>
+        <w:jc w:val="both"/>
+      </w:pPr>
+      <w:r>
+        <w:rPr>
+          <w:rFonts w:ascii="Times New Roman" w:cs="Times New Roman" w:eastAsia="Times New Roman" w:hAnsi="Times New Roman"/>
+          <w:b w:val="false"/>
+          <w:bCs w:val="false"/>
+          <w:sz w:val="24"/>
+          <w:szCs w:val="24"/>
+        </w:rPr>
+        <w:t xml:space="preserve">The main achievement of the project is architectural. The chatbot keeps its decision-making separate from its content. Production rules form a transparent decision layer that reads the interestArea and userLevel variables and determines whether a prerequisite topic is required before the learner moves into their chosen field. Rules R1 to R4 route beginners accordingly, so that cybersecurity and cloud learners begin with networking fundamentals, data/AI learners with Python and programming fundamentals, and DevOps learners with Linux and the command line. R5 applies the HTML, CSS and JavaScript sequence to web development, and R6 sends every remaining case directly to a Knowledge Base recommendation. The Knowledge Base, built from eight documents written specifically for this project, then supplies the detailed pathway content, while timeCommitment adjusts the pace of the resulting plan.</w:t>
+      </w:r>
+    </w:p>
+    <w:p>
+      <w:pPr>
+        <w:spacing w:after="200" w:before="0" w:line="360"/>
+        <w:jc w:val="both"/>
+      </w:pPr>
+      <w:r>
+        <w:rPr>
+          <w:rFonts w:ascii="Times New Roman" w:cs="Times New Roman" w:eastAsia="Times New Roman" w:hAnsi="Times New Roman"/>
+          <w:b w:val="false"/>
+          <w:bCs w:val="false"/>
+          <w:sz w:val="24"/>
+          <w:szCs w:val="24"/>
+        </w:rPr>
+        <w:t xml:space="preserve">This separation is what allows the system to respond to both concerns raised in Section 2. The rule layer gives the chatbot a fixed and inspectable structure, so the same conditions always produce the same routing decision. Retrieval from a project-specific Knowledge Base then allows the response itself to vary with the individual learner. That combination is the personalisation Dawood (2024) found most advising chatbots claim but do not deliver.</w:t>
+      </w:r>
+    </w:p>
+    <w:p>
+      <w:pPr>
+        <w:spacing w:after="200" w:before="0" w:line="360"/>
+        <w:jc w:val="both"/>
+      </w:pPr>
+      <w:r>
+        <w:rPr>
+          <w:rFonts w:ascii="Times New Roman" w:cs="Times New Roman" w:eastAsia="Times New Roman" w:hAnsi="Times New Roman"/>
+          <w:b w:val="false"/>
+          <w:bCs w:val="false"/>
+          <w:sz w:val="24"/>
+          <w:szCs w:val="24"/>
+        </w:rPr>
+        <w:t xml:space="preserve">Section 4 recorded the capabilities confirmed during testing. The chatbot interprets misspelt and informally phrased input, and it responds in languages other than English. It asks which IT area the learner is interested in before generating a tailored plan, rather than returning a generic answer. Its recommendations are drawn from the project's own Knowledge Base instead of the language model's general knowledge, which keeps the advice grounded in material the team wrote and can verify. Requests outside its scope are declined and redirected rather than answered speculatively. Developing the system in Botpress made this possible without a conventional programming language, since the conversation flow, the rule conditions and the Knowledge Base could all be built and revised in one visual environment.</w:t>
       </w:r>
     </w:p>
     <w:p>
@@ -123,8 +111,6 @@
           <w:rFonts w:ascii="Times New Roman" w:cs="Times New Roman" w:eastAsia="Times New Roman" w:hAnsi="Times New Roman"/>
           <w:b/>
           <w:bCs/>
-          <w:i w:val="false"/>
-          <w:iCs w:val="false"/>
           <w:sz w:val="24"/>
           <w:szCs w:val="24"/>
         </w:rPr>
@@ -141,48 +127,42 @@
           <w:rFonts w:ascii="Times New Roman" w:cs="Times New Roman" w:eastAsia="Times New Roman" w:hAnsi="Times New Roman"/>
           <w:b w:val="false"/>
           <w:bCs w:val="false"/>
-          <w:i w:val="false"/>
-          <w:iCs w:val="false"/>
-          <w:sz w:val="24"/>
-          <w:szCs w:val="24"/>
-        </w:rPr>
-        <w:t xml:space="preserve">The potential impact of the IT Learning Advisor lies in lowering the cost of the first decision a learner must make. Human academic advisors are a finite resource, and the ratio of students to advisors continues to widen. A conversational system that is continuously available, that responds in seconds, and that produces a defensible sequence rather than an undifferentiated list of resources can absorb a meaningful share of routine pathway enquiries, reserving human advisory time for the complex cases that genuinely require it.</w:t>
-      </w:r>
-    </w:p>
-    <w:p>
-      <w:pPr>
-        <w:spacing w:after="200" w:before="0" w:line="360"/>
-        <w:jc w:val="both"/>
-      </w:pPr>
-      <w:r>
-        <w:rPr>
-          <w:rFonts w:ascii="Times New Roman" w:cs="Times New Roman" w:eastAsia="Times New Roman" w:hAnsi="Times New Roman"/>
-          <w:b w:val="false"/>
-          <w:bCs w:val="false"/>
-          <w:i w:val="false"/>
-          <w:iCs w:val="false"/>
-          <w:sz w:val="24"/>
-          <w:szCs w:val="24"/>
-        </w:rPr>
-        <w:t xml:space="preserve">The benefit is most pronounced for learners outside formal institutional support: self-taught students, career changers, and those in regions where structured IT career guidance is not readily accessible. Because the system’s reasoning is encoded as explicit IF–THEN rules, its recommendations can be explained and audited rather than merely accepted, which matters when a learner is being asked to commit months of effort to a suggested sequence. The demonstrated tolerance of non-English and imperfectly written input further widens accessibility to learners who would be disadvantaged by a system requiring precise English phrasing.</w:t>
-      </w:r>
-    </w:p>
-    <w:p>
-      <w:pPr>
-        <w:spacing w:after="200" w:before="0" w:line="360"/>
-        <w:jc w:val="both"/>
-      </w:pPr>
-      <w:r>
-        <w:rPr>
-          <w:rFonts w:ascii="Times New Roman" w:cs="Times New Roman" w:eastAsia="Times New Roman" w:hAnsi="Times New Roman"/>
-          <w:b w:val="false"/>
-          <w:bCs w:val="false"/>
-          <w:i w:val="false"/>
-          <w:iCs w:val="false"/>
-          <w:sz w:val="24"/>
-          <w:szCs w:val="24"/>
-        </w:rPr>
-        <w:t xml:space="preserve">More broadly, the project offers a transferable architectural pattern. Any advisory domain in which recommendations depend on prerequisite ordering — academic course selection, professional certification planning, structured skills development — could adopt the same separation of a rule-based decision layer from a retrieval-based content layer, updating the rules and the knowledge documents independently as the domain evolves.</w:t>
+          <w:sz w:val="24"/>
+          <w:szCs w:val="24"/>
+        </w:rPr>
+        <w:t xml:space="preserve">The value of the IT Learning Advisor lies in reducing the cost of a learner's first decision. Human advisers are a limited resource and student numbers continue to grow. A system that is always available, that responds in seconds, and that produces an ordered pathway rather than an undifferentiated list of resources can absorb a share of routine enquiries. That leaves advisers free for the complex cases which genuinely need them.</w:t>
+      </w:r>
+    </w:p>
+    <w:p>
+      <w:pPr>
+        <w:spacing w:after="200" w:before="0" w:line="360"/>
+        <w:jc w:val="both"/>
+      </w:pPr>
+      <w:r>
+        <w:rPr>
+          <w:rFonts w:ascii="Times New Roman" w:cs="Times New Roman" w:eastAsia="Times New Roman" w:hAnsi="Times New Roman"/>
+          <w:b w:val="false"/>
+          <w:bCs w:val="false"/>
+          <w:sz w:val="24"/>
+          <w:szCs w:val="24"/>
+        </w:rPr>
+        <w:t xml:space="preserve">The benefit is clearest for learners outside formal institutional support, including self-taught students, career changers, and those in places where structured IT guidance is difficult to reach. Because the reasoning is held in explicit IF–THEN rules, a recommendation can be explained rather than simply accepted. This matters when a learner is being asked to commit months of study to a suggested order. Tolerance of imperfect and non-English input widens that access further.</w:t>
+      </w:r>
+    </w:p>
+    <w:p>
+      <w:pPr>
+        <w:spacing w:after="200" w:before="0" w:line="360"/>
+        <w:jc w:val="both"/>
+      </w:pPr>
+      <w:r>
+        <w:rPr>
+          <w:rFonts w:ascii="Times New Roman" w:cs="Times New Roman" w:eastAsia="Times New Roman" w:hAnsi="Times New Roman"/>
+          <w:b w:val="false"/>
+          <w:bCs w:val="false"/>
+          <w:sz w:val="24"/>
+          <w:szCs w:val="24"/>
+        </w:rPr>
+        <w:t xml:space="preserve">The pattern also transfers beyond this project. Any advisory task built on prerequisites, such as course selection or certification planning, could use the same split between a rule-based decision layer and a retrieval-based content layer, with the rules and the content updated independently of one another.</w:t>
       </w:r>
     </w:p>
     <w:p>
@@ -196,8 +176,6 @@
           <w:rFonts w:ascii="Times New Roman" w:cs="Times New Roman" w:eastAsia="Times New Roman" w:hAnsi="Times New Roman"/>
           <w:b/>
           <w:bCs/>
-          <w:i w:val="false"/>
-          <w:iCs w:val="false"/>
           <w:sz w:val="24"/>
           <w:szCs w:val="24"/>
         </w:rPr>
@@ -214,66 +192,58 @@
           <w:rFonts w:ascii="Times New Roman" w:cs="Times New Roman" w:eastAsia="Times New Roman" w:hAnsi="Times New Roman"/>
           <w:b w:val="false"/>
           <w:bCs w:val="false"/>
-          <w:i w:val="false"/>
-          <w:iCs w:val="false"/>
-          <w:sz w:val="24"/>
-          <w:szCs w:val="24"/>
-        </w:rPr>
-        <w:t xml:space="preserve">Several avenues for further development were identified during testing. The most immediate is the expansion and systematic verification of recommended learning resources. Educational value depends heavily on the quality of the materials suggested, and resource links and certification version codes require scheduled review to prevent learners being directed towards superseded content.</w:t>
-      </w:r>
-    </w:p>
-    <w:p>
-      <w:pPr>
-        <w:spacing w:after="200" w:before="0" w:line="360"/>
-        <w:jc w:val="both"/>
-      </w:pPr>
-      <w:r>
-        <w:rPr>
-          <w:rFonts w:ascii="Times New Roman" w:cs="Times New Roman" w:eastAsia="Times New Roman" w:hAnsi="Times New Roman"/>
-          <w:b w:val="false"/>
-          <w:bCs w:val="false"/>
-          <w:i w:val="false"/>
-          <w:iCs w:val="false"/>
-          <w:sz w:val="24"/>
-          <w:szCs w:val="24"/>
-        </w:rPr>
-        <w:t xml:space="preserve">Second, the profiling stage could be strengthened. The timeCommitment variable meaningfully improves the resulting plan when the learner supplies it, so eliciting it consistently rather than opportunistically would benefit a wider proportion of users. The related improvement is to infer profile attributes from context already provided, so that learners are not asked to restate information they have already given.</w:t>
-      </w:r>
-    </w:p>
-    <w:p>
-      <w:pPr>
-        <w:spacing w:after="200" w:before="0" w:line="360"/>
-        <w:jc w:val="both"/>
-      </w:pPr>
-      <w:r>
-        <w:rPr>
-          <w:rFonts w:ascii="Times New Roman" w:cs="Times New Roman" w:eastAsia="Times New Roman" w:hAnsi="Times New Roman"/>
-          <w:b w:val="false"/>
-          <w:bCs w:val="false"/>
-          <w:i w:val="false"/>
-          <w:iCs w:val="false"/>
-          <w:sz w:val="24"/>
-          <w:szCs w:val="24"/>
-        </w:rPr>
-        <w:t xml:space="preserve">Third, the system currently concludes each interaction without an onward path. Adding a referral to human advisory support, and introducing progress tracking across sessions so that returning learners resume rather than restart, would transform the chatbot from a single-consultation tool into a sustained learning companion.</w:t>
-      </w:r>
-    </w:p>
-    <w:p>
-      <w:pPr>
-        <w:spacing w:after="200" w:before="0" w:line="360"/>
-        <w:jc w:val="both"/>
-      </w:pPr>
-      <w:r>
-        <w:rPr>
-          <w:rFonts w:ascii="Times New Roman" w:cs="Times New Roman" w:eastAsia="Times New Roman" w:hAnsi="Times New Roman"/>
-          <w:b w:val="false"/>
-          <w:bCs w:val="false"/>
-          <w:i w:val="false"/>
-          <w:iCs w:val="false"/>
-          <w:sz w:val="24"/>
-          <w:szCs w:val="24"/>
-        </w:rPr>
-        <w:t xml:space="preserve">Finally, the knowledge representation itself could be extended. The present rule set encodes prerequisite relationships as discrete conditions; representing them instead as an explicit prerequisite graph would allow the system to reason over multi-step dependency chains and to generate pathways for domain combinations not anticipated during design.</w:t>
+          <w:sz w:val="24"/>
+          <w:szCs w:val="24"/>
+        </w:rPr>
+        <w:t xml:space="preserve">Several improvements were identified during development. The clearest concerns resource curation. Section 1.3 positions curated materials as a core feature, and the system would benefit from a verified set of resources and certification versions, reviewed on a regular schedule, so that learners are not directed towards content that has since been superseded.</w:t>
+      </w:r>
+    </w:p>
+    <w:p>
+      <w:pPr>
+        <w:spacing w:after="200" w:before="0" w:line="360"/>
+        <w:jc w:val="both"/>
+      </w:pPr>
+      <w:r>
+        <w:rPr>
+          <w:rFonts w:ascii="Times New Roman" w:cs="Times New Roman" w:eastAsia="Times New Roman" w:hAnsi="Times New Roman"/>
+          <w:b w:val="false"/>
+          <w:bCs w:val="false"/>
+          <w:sz w:val="24"/>
+          <w:szCs w:val="24"/>
+        </w:rPr>
+        <w:t xml:space="preserve">The rule base can also be extended. At present the prerequisite conditions in R1 to R4 apply only to beginners, and R5 applies to web development regardless of the learner's level. Adding conditions for intermediate and advanced learners would allow the rules themselves to handle experienced users, rather than leaving that adjustment to the Knowledge Base and the language model.</w:t>
+      </w:r>
+    </w:p>
+    <w:p>
+      <w:pPr>
+        <w:spacing w:after="200" w:before="0" w:line="360"/>
+        <w:jc w:val="both"/>
+      </w:pPr>
+      <w:r>
+        <w:rPr>
+          <w:rFonts w:ascii="Times New Roman" w:cs="Times New Roman" w:eastAsia="Times New Roman" w:hAnsi="Times New Roman"/>
+          <w:b w:val="false"/>
+          <w:bCs w:val="false"/>
+          <w:sz w:val="24"/>
+          <w:szCs w:val="24"/>
+        </w:rPr>
+        <w:t xml:space="preserve">Profiling is a third area for development. The timeCommitment variable improves a plan noticeably when the learner provides it, so collecting it consistently would benefit a wider group of users. Inferring what the learner has already stated, instead of asking for it again, would also shorten the conversation.</w:t>
+      </w:r>
+    </w:p>
+    <w:p>
+      <w:pPr>
+        <w:spacing w:after="200" w:before="0" w:line="360"/>
+        <w:jc w:val="both"/>
+      </w:pPr>
+      <w:r>
+        <w:rPr>
+          <w:rFonts w:ascii="Times New Roman" w:cs="Times New Roman" w:eastAsia="Times New Roman" w:hAnsi="Times New Roman"/>
+          <w:b w:val="false"/>
+          <w:bCs w:val="false"/>
+          <w:sz w:val="24"/>
+          <w:szCs w:val="24"/>
+        </w:rPr>
+        <w:t xml:space="preserve">Finally, the chatbot ends each session without an onward step. A referral route to human advisers, together with progress tracking across sessions, would turn it from a single consultation into something a learner can return to.</w:t>
       </w:r>
     </w:p>
     <w:p>
@@ -287,8 +257,6 @@
           <w:rFonts w:ascii="Times New Roman" w:cs="Times New Roman" w:eastAsia="Times New Roman" w:hAnsi="Times New Roman"/>
           <w:b/>
           <w:bCs/>
-          <w:i w:val="false"/>
-          <w:iCs w:val="false"/>
           <w:sz w:val="24"/>
           <w:szCs w:val="24"/>
         </w:rPr>
@@ -305,48 +273,42 @@
           <w:rFonts w:ascii="Times New Roman" w:cs="Times New Roman" w:eastAsia="Times New Roman" w:hAnsi="Times New Roman"/>
           <w:b w:val="false"/>
           <w:bCs w:val="false"/>
-          <w:i w:val="false"/>
-          <w:iCs w:val="false"/>
-          <w:sz w:val="24"/>
-          <w:szCs w:val="24"/>
-        </w:rPr>
-        <w:t xml:space="preserve">The most valuable lesson from this project concerns the relationship between structure and flexibility. Early iterations relied heavily on instructing the language model in natural language, which produced inconsistent behaviour: the chatbot occasionally bypassed its own conversation flow, and its fallback responses did not reliably follow the defined instructions. These problems were resolved not by writing longer instructions, but by enforcing the required behaviour structurally — making the clarification step a mandatory node, and routing low-confidence queries to a single explicit fallback. The general principle is that where behaviour must be guaranteed, it should be encoded in the architecture; where variation is desirable, a language model can be permitted to operate freely. Written instructions alone are a weak mechanism for enforcing rules.</w:t>
-      </w:r>
-    </w:p>
-    <w:p>
-      <w:pPr>
-        <w:spacing w:after="200" w:before="0" w:line="360"/>
-        <w:jc w:val="both"/>
-      </w:pPr>
-      <w:r>
-        <w:rPr>
-          <w:rFonts w:ascii="Times New Roman" w:cs="Times New Roman" w:eastAsia="Times New Roman" w:hAnsi="Times New Roman"/>
-          <w:b w:val="false"/>
-          <w:bCs w:val="false"/>
-          <w:i w:val="false"/>
-          <w:iCs w:val="false"/>
-          <w:sz w:val="24"/>
-          <w:szCs w:val="24"/>
-        </w:rPr>
-        <w:t xml:space="preserve">A second lesson concerns the value of adversarial testing. The most instructive failures — unrecognised paraphrases, aggregate queries the retrieval logic could not match, and malfunctioning fallback behaviour — surfaced only when the system was tested with input it was not designed to expect. Testing with realistic and deliberately awkward input, rather than with the phrasings the developers had in mind, proved considerably more informative than confirmatory testing.</w:t>
-      </w:r>
-    </w:p>
-    <w:p>
-      <w:pPr>
-        <w:spacing w:after="200" w:before="0" w:line="360"/>
-        <w:jc w:val="both"/>
-      </w:pPr>
-      <w:r>
-        <w:rPr>
-          <w:rFonts w:ascii="Times New Roman" w:cs="Times New Roman" w:eastAsia="Times New Roman" w:hAnsi="Times New Roman"/>
-          <w:b w:val="false"/>
-          <w:bCs w:val="false"/>
-          <w:i w:val="false"/>
-          <w:iCs w:val="false"/>
-          <w:sz w:val="24"/>
-          <w:szCs w:val="24"/>
-        </w:rPr>
-        <w:t xml:space="preserve">Both lessons are directly transferable. Future conversational systems developed by this team will begin by identifying which behaviours are non-negotiable and encoding those structurally from the outset, and will treat systematic adversarial testing as a core development activity rather than a final verification step.</w:t>
+          <w:sz w:val="24"/>
+          <w:szCs w:val="24"/>
+        </w:rPr>
+        <w:t xml:space="preserve">The clearest lesson from this project concerns structure. Early versions leaned on written instructions to control the language model, and the results were inconsistent. The chatbot skipped its own clarification step, and its fallback replies did not follow the wording that had been defined for them. Neither problem was solved by writing longer instructions. Both were solved by changing the structure, by making the clarification step a compulsory node and routing low-confidence queries to a single clearly defined fallback. Where behaviour has to be guaranteed, it belongs in the architecture. Where variation is wanted, the language model can be left to work freely.</w:t>
+      </w:r>
+    </w:p>
+    <w:p>
+      <w:pPr>
+        <w:spacing w:after="200" w:before="0" w:line="360"/>
+        <w:jc w:val="both"/>
+      </w:pPr>
+      <w:r>
+        <w:rPr>
+          <w:rFonts w:ascii="Times New Roman" w:cs="Times New Roman" w:eastAsia="Times New Roman" w:hAnsi="Times New Roman"/>
+          <w:b w:val="false"/>
+          <w:bCs w:val="false"/>
+          <w:sz w:val="24"/>
+          <w:szCs w:val="24"/>
+        </w:rPr>
+        <w:t xml:space="preserve">The second lesson concerns testing. The most useful failures, including unrecognised paraphrases and aggregate queries that the retrieval logic could not match, only appeared once the chatbot was given input it had not been designed to expect. Testing with awkward but realistic input taught the team considerably more than testing with the phrasings they already had in mind.</w:t>
+      </w:r>
+    </w:p>
+    <w:p>
+      <w:pPr>
+        <w:spacing w:after="200" w:before="0" w:line="360"/>
+        <w:jc w:val="both"/>
+      </w:pPr>
+      <w:r>
+        <w:rPr>
+          <w:rFonts w:ascii="Times New Roman" w:cs="Times New Roman" w:eastAsia="Times New Roman" w:hAnsi="Times New Roman"/>
+          <w:b w:val="false"/>
+          <w:bCs w:val="false"/>
+          <w:sz w:val="24"/>
+          <w:szCs w:val="24"/>
+        </w:rPr>
+        <w:t xml:space="preserve">Both lessons carry forward. Future work of this kind will begin by deciding which behaviours cannot be allowed to vary, and will build those into the structure from the outset. Adversarial testing will be treated as part of development rather than a final check at the end.</w:t>
       </w:r>
     </w:p>
     <w:sectPr>
